--- a/example_articles/countries/Ireland/1.countries_Ireland_New_York_Times.docx
+++ b/example_articles/countries/Ireland/1.countries_Ireland_New_York_Times.docx
@@ -29,17 +29,17 @@
     </w:p>
     <w:p>
       <w:r>
-        <w:t>Source File: NYT/46.DOCX</w:t>
+        <w:t>Source file: NYT/46.DOCX</w:t>
       </w:r>
     </w:p>
     <w:p>
       <w:r>
-        <w:t>Raw locations result: ['Ireland']</w:t>
+        <w:t>Raw locations result, 'locations': ['Ireland']</w:t>
       </w:r>
     </w:p>
     <w:p>
       <w:r>
-        <w:t>countries_stand_flat (Standardized): Ireland</w:t>
+        <w:t>Standardized locations result, 'countries_stand_flat': Ireland</w:t>
       </w:r>
     </w:p>
     <w:p>

--- a/example_articles/countries/Ireland/1.countries_Ireland_New_York_Times.docx
+++ b/example_articles/countries/Ireland/1.countries_Ireland_New_York_Times.docx
@@ -7,9 +7,7 @@
         <w:pStyle w:val="Heading1"/>
       </w:pPr>
       <w:r>
-        <w:t>On Language;</w:t>
-        <w:br/>
-        <w:t>Brits, Tommies, Poms, Limeys &amp; Kippers</w:t>
+        <w:t>At the Movies</w:t>
       </w:r>
     </w:p>
     <w:p>
@@ -19,17 +17,17 @@
     </w:p>
     <w:p>
       <w:r>
-        <w:t>Date: 1991-01-27</w:t>
+        <w:t>Date: 1991-03-15</w:t>
       </w:r>
     </w:p>
     <w:p>
       <w:r>
-        <w:t>Section: Section 6;; Section 6; Page 8; Column 3; Magazine Desk; Column 3;</w:t>
+        <w:t>Section: Section C;; Section C; Page 12; Column 5; Weekend Desk; Column 5;</w:t>
       </w:r>
     </w:p>
     <w:p>
       <w:r>
-        <w:t>Source file: NYT/46.DOCX</w:t>
+        <w:t>Source file: NYT/42.DOCX</w:t>
       </w:r>
     </w:p>
     <w:p>
@@ -51,45 +49,53 @@
     </w:p>
     <w:p>
       <w:r>
-        <w:t>ONCE AGAIN, IN THE crunch, the Yanks find themselves side by side with the Brits.</w:t>
+        <w:t>Spike Lee's Plans</w:t>
         <w:br/>
-        <w:t>Does this mean that G.I. Joe is slogging through the desert sands with Tommy Atkins? No; use of the American term G.I., popularized in World War II after the initials for "Government Issue," has fallen off. Perhaps this decline occurred because the derivative term G.I. Joe must be accompanied by G.I. Josie, acknowledging the presence of women as members of the armed forces. No sobriquet has emerged as yet to characterize the American forces in the Persian Gulf; Vietnam-era grunts, however, is passe. (Grunt, a verb from before the 12th century and a noun since the 1500's, is onomatopoeic. According to The Times of London in 1970, "Luckless victims of the American military machine are known as 'grunts,' a name said to be derived from their way of complaining as they trudge along the jungle trails.")</w:t>
+        <w:t>"We're not condemning interracial romance at all in this film," Spike Lee said, taking time out from mixing its music to discuss his latest movie, "Jungle Fever," starring Wesley Snipes and Annabella Sciorra, and to look forward to his next project, "Malcolm X."</w:t>
         <w:br/>
-        <w:t>We do know what to call the forces from Her Majesty's Government. Tommy is still used, taken from the name "Tommy Atkins" used on government forms, much as we use "John Doe" and "Jane Doe" (did the other fella, Richard Roe, ever get married?); however, the term preferred is Brits.</w:t>
+        <w:t>" 'Jungle Fever' for me is about boundaries," Mr. Lee said, "boundaries real and boundaries that are self-imposed by man, based upon race, class, sex, neighborhoods. I use two contrasting neighborhoods in New York City to help define them: Harlem and Bensonhurst."</w:t>
         <w:br/>
-        <w:t xml:space="preserve"> That's what we call them, but is that what they call themselves? In the interests of allied solidarity, the question was put to Lexicographic Irregulars a month ago: Do people from Britain, which seems to have triumphed over Great Britain and the United Kingdom as the name for that country, consider Brit an ethnic slur?</w:t>
+        <w:t>Mr. Snipes, who appeared in Mr. Lee's "Mo' Better Blues" and who is seen in the new film "New Jack City," plays the role of an architect "who lives on Strivers' Row, which is a very upper-middle-class block in Harlem," Mr. Lee said.</w:t>
         <w:br/>
-        <w:t xml:space="preserve"> The scientific sample was selected on the basis of the famed Literary Digest poll of 1936 (which predicted Alf Landon would defeat Franklin Roosevelt) and is subject to a polling error of plus or minus 100 percent. The result: 64 percent of the British respondents say they are happy with the appellation Brit, 19 percent think it is an undignified clip of the term British, and the remainder prefer not to be addressed at all until proper introductions have been made.</w:t>
+        <w:t>"Through his job," he continued, "he has a relationship with a young white Italian-American girl, a temporary secretary from Bensonhurst.</w:t>
         <w:br/>
-        <w:t xml:space="preserve"> A significant percentage objected to the term in which the question was couched: both letters pointed out British has to do with citizenship, not cultural heritage. English, Scottish and Welsh are ethnic categories, they argue, for people from England, Scotland and Wales, all of whom can be called Britons because they are subjects of Great Britain, which unites those three cultures. Add Northern Irish to the above, as many do, and you get into a political argument.</w:t>
+        <w:t>"And that's what sets off the fireworks in Harlem and Bensonhurst as they try to keep their relationship intact from attacks from family, friends and the neighborhoods they both live in."</w:t>
         <w:br/>
-        <w:t xml:space="preserve"> A Canadian of British descent, Al Tassie, writes from Victoria, British Columbia, using the noun as an adjective: "I polled several Brit friends and not one objected to the word. A more popular word is kipper, and even the kippers call themselves kippers, at least in this neck of the woods. The derivation is obvious." Obvious to him, maybe. It could be from "English kipper," a herring or sea trout cured by smoking and served with elegance by Mr. Clark, morning headwaiter at Claridge's in London, or from brit, uncapitalized, used since the early 1600's to mean "the young of the herring." Maybe the young of the English were equated then with the little herrings; Eric Partridge pointed to slang usage of kipper to mean "serviceman" in World War II.</w:t>
+        <w:t>In the film, which Mr. Lee is preparing for a June release by Universal Pictures after what he said he hoped would be a bid from the Cannes International Film Festival, "We hope to show that sometimes these relations are not based upon love but are based upon two myths," he said, "one being that the white female is the epitome of beauty. When you grow up in this country, you are being bombarded with images of the white female being the epitome of beauty. And on the other hand, you have the myth of the black male being the sexual superman, the stud."</w:t>
         <w:br/>
-        <w:t xml:space="preserve"> The use of Brit, capitalized, dates back to Old English; it is related to Briton, first used before the end of the 13th century. In Scotland, the shorter form was applied to the Strathclyde Britons at least until 1300, when King Edward I of England abolished "Laws between the Scots and the Bretts." After that, the short form was used only historically, but popped up again in 1901 in a British sports page: "The Brit is at his old game." The clip wavered between adjective and noun use: "Are you trying to fool the Brit public?" asked Percy Wyndham Lewis in 1948; "Your working-class Brit is a glutton for celebrities," Stanley Price wrote in a 1961 book. In the United States the noun form prevailed.</w:t>
+        <w:t>Mr. Lee, who wrote the screenplay, filmed "Jungle Fever" through the autumn and into December. In postproduction, he is using a score by Terence Blanchard, the jazz composer and performer who played the trumpet for Denzel Washington in "Mo' Better Blues." "We've got the Boys Choir of Harlem," Mr. Lee said. "Stevie Wonder is contributing 10 new songs, his first album in three years, all written specifically for 'Jungle Fever.' "</w:t>
         <w:br/>
-        <w:t xml:space="preserve"> That killed Britisher, and good riddance to that "odious vulgarism," which was what an incensed lexicographer called the American term. That irritation persists: Sheila Somner writes from St. David, Ariz., that she finds no objection to being called a Brit, though she prefers being known as English, and "I do take great exception to being called a Britisher. I don't call you an Americaner." The New York Times stylebook is firm: "Do not use Britisher(s)."</w:t>
+        <w:t>"I love music," Mr. Lee said. "Music has always had great importance in my films. I give as much respect to music as I do to cinematography, the script or acting."</w:t>
         <w:br/>
-        <w:t xml:space="preserve"> (Tangentially, Ms. Somner offers an emendation of my recent discussion of drop a dime on, meaning "to inform on," from using a coin telephone to call the police. I veered off to define the dime dropped, meaning "sudden realization or comprehension"; she recalls spending a penny as a euphemism for going to the public toilet, where a coin was required to enter the stall. This was substantiated independently by Janise Bogard, a Brit living in New York who is a leading photographer of cats; she called to say, "Now the penny's dropped comes from going to the loo, luv.")</w:t>
+        <w:t>With Denzel Washington in the role of the advocate of black pride who was assassinated in 1965, Mr. Lee said he planned to begin filming "Malcolm X" for Paramount Pictures on a 17- or 18-week schedule beginning on Sept. 9. In the meantime, Mr. Lee has been rewriting a script by James Baldwin and Arnold Perl written for the producer Marvin Worth, who acquired rights to the biography in 1969. "It's a great responsibility, but I'm up for it," Mr. Lee said.</w:t>
         <w:br/>
-        <w:t xml:space="preserve"> "I, as a Scot," writes Anthony Eaton of London, "may say that Brit is not an ethnic slur, as would be the use of English. . . . The word is usually used as a method of demonstrating affection and seems more commonly used by Australians and Americans than pom or limey."</w:t>
+        <w:t>"Malcolm is one of my heroes."</w:t>
         <w:br/>
-        <w:t xml:space="preserve"> Limey (from the lime juice used by English sailors to prevent scurvy) is low-class and insulting unless used with jocular affection. Pom, from "pomegranate" in a rough rhyme with "immigrant," is an Australian derogation of immigrants from England.</w:t>
+        <w:t>The plans call for filming on locations in New York, Boston, Detroit and Africa before a release for Christmas 1992.</w:t>
         <w:br/>
-        <w:t xml:space="preserve"> "Let us turn the question around," Stephen Grover writes from All Souls College in Oxford, one of the minority who think (construe this who as plural) that Brit is a slur. "Is Yank an ethnic slur?"</w:t>
-        <w:br/>
-        <w:t xml:space="preserve"> Yank is sometimes intended as a slur, but it is not received as such, which is disconcerting to the insulter. Americans do not use it for themselves unless in referring to a New Englander, and then it is always Yankee, not the clipped Yank, which is a Britishism. (That's preferred to Briticism, though we prefer Scotticism to Scottishism. Go figure.)</w:t>
-        <w:br/>
-        <w:t>Nobody can say with certainty where Yankee comes from; one popular theory points to the Dutch name Jan Kees, "John Cheese," a slur at a Hollander, applied by colonial Dutch in New Amsterdam to the English settlers (much as Australians now hoot at them as poms; little changes in etymological patterns).</w:t>
-        <w:br/>
-        <w:t xml:space="preserve"> What, then, should the Brits in the gulf call their comrades in arms from the United States? Whatever they like; as for us, we call each other Murkens.</w:t>
-        <w:br/>
-        <w:br/>
-        <w:t>Graphic</w:t>
-        <w:br/>
+        <w:t>"When I do my scouting," Mr. Lee said, "that'll be the first time I'll step onto the mother continent. Like most other black Americans, I've been to Europe and the Caribbean. I've yet to go to Africa. It's going to be a great opportunity, not only to go there but to go there and shoot a film."</w:t>
         <w:br/>
         <w:t xml:space="preserve"> </w:t>
         <w:br/>
-        <w:t>Drawing</w:t>
+        <w:t>'The Commitments'</w:t>
+        <w:br/>
+        <w:t xml:space="preserve"> Music and Malcolm X were also on the mind of Alan Parker as he worked on editing his new film, "The Commitments."</w:t>
+        <w:br/>
+        <w:t>"Malcolm X said the Irish are the niggers of Europe," Mr. Parker observed. "There is the premise of the film," he continued, noting that his latest movie "is about a bunch of working-class kids in the north side of Dublin who are involved with music."</w:t>
+        <w:br/>
+        <w:t xml:space="preserve"> "They're trying to put a band together: a bunch of white guys trying to play black music," he said. "It's soul music."</w:t>
+        <w:br/>
+        <w:t>Mr. Parker filmed "The Commitments" in the summer and fall. "It's not political," he said of the film. "It's not about the problem of the six counties of the north. There is a life in Ireland other than the conflict."</w:t>
+        <w:br/>
+        <w:t>"I did two serious political films in America," he said of "Mississippi Burning," which is about the murder of three young civil rights workers in Mississippi during the 1960's, and of "Come See the Paradise," about the internment of Japanese-Americans by the United States Government during World War II. "I just tried to do something a little different."</w:t>
+        <w:br/>
+        <w:t>"I try to do different things each time," he said, noting that he had dealt with music before, as in "Bugsy Malone" and "Fame."</w:t>
+        <w:br/>
+        <w:t>"Every so often, I like to do something with music," Mr. Parker said. "It's very therapeutic."</w:t>
+        <w:br/>
+        <w:t>Mr. Parker said he expected "The Commitments" to be released in late August in the United States by 20th Century Fox. He said the film was based on a novel by Roddy Doyle, a Dublin schoolteacher, which "had become a sort of cult book among rock-and-roll bands in Britain."</w:t>
+        <w:br/>
+        <w:t xml:space="preserve"> "I read it and laughed out loud on each page," Mr. Parker said. "And I thought to myself if I was laughing at a book, maybe I could try to put it on film."</w:t>
       </w:r>
     </w:p>
     <w:sectPr>

--- a/example_articles/countries/Ireland/1.countries_Ireland_New_York_Times.docx
+++ b/example_articles/countries/Ireland/1.countries_Ireland_New_York_Times.docx
@@ -7,7 +7,7 @@
         <w:pStyle w:val="Heading1"/>
       </w:pPr>
       <w:r>
-        <w:t>At the Movies</w:t>
+        <w:t>Commitment</w:t>
       </w:r>
     </w:p>
     <w:p>
@@ -17,17 +17,17 @@
     </w:p>
     <w:p>
       <w:r>
-        <w:t>Date: 1991-03-15</w:t>
+        <w:t>Date: 2014-01-26</w:t>
       </w:r>
     </w:p>
     <w:p>
       <w:r>
-        <w:t>Section: Section C;; Section C; Page 12; Column 5; Weekend Desk; Column 5;</w:t>
+        <w:t>Section: Section BR; Column 0; Book Review Desk; Pg. 18</w:t>
       </w:r>
     </w:p>
     <w:p>
       <w:r>
-        <w:t>Source file: NYT/42.DOCX</w:t>
+        <w:t>Source file: NYT/35.DOCX</w:t>
       </w:r>
     </w:p>
     <w:p>
@@ -49,53 +49,42 @@
     </w:p>
     <w:p>
       <w:r>
-        <w:t>Spike Lee's Plans</w:t>
+        <w:t>THE GUTSBy Roddy Doyle</w:t>
         <w:br/>
-        <w:t>"We're not condemning interracial romance at all in this film," Spike Lee said, taking time out from mixing its music to discuss his latest movie, "Jungle Fever," starring Wesley Snipes and Annabella Sciorra, and to look forward to his next project, "Malcolm X."</w:t>
+        <w:t>328 pp. Viking. $27.95.</w:t>
         <w:br/>
-        <w:t>" 'Jungle Fever' for me is about boundaries," Mr. Lee said, "boundaries real and boundaries that are self-imposed by man, based upon race, class, sex, neighborhoods. I use two contrasting neighborhoods in New York City to help define them: Harlem and Bensonhurst."</w:t>
+        <w:t xml:space="preserve">Roddy Doyle's new novel, ''The Guts,'' begins with a conversation about Facebook. Jimmy Rabbitte, the hero of Doyle's 1987 novel, ''The Commitments,'' and a key figure in that book's two successors, ''The Snapper'' and ''The Van,'' sits in a pub with his father, Jimmy Sr. The two men are arguing (or simply talking; it can be difficult to tell in Doyle's starkly profane dialect), and the son explains social networking thus to his dad: ''It's like a club but yeh have your own room, for the people yeh want to meet. Except there's no room an' yeh meet no one. Unless yeh want to.'' For a moment, perhaps, we think we know what to expect: a rambunctious comedy about aging musicians, working-class life, rock 'n' roll, something fundamentally upbeat, because that's what Doyle does. </w:t>
         <w:br/>
-        <w:t>Mr. Snipes, who appeared in Mr. Lee's "Mo' Better Blues" and who is seen in the new film "New Jack City," plays the role of an architect "who lives on Strivers' Row, which is a very upper-middle-class block in Harlem," Mr. Lee said.</w:t>
+        <w:t>Even his darker books -- ''The Woman Who Walked Into Doors,'' say, that raw tale of a woman's abuse at the hands of her alcoholic husband -- have a way of seeming spry, sunny underneath their patina of hardscrabble realism. So we're ready for the comedy of crusty ­middle-aged Jimmy and his father navigating the dubious world of text messaging and mobile phones (after all, we haven't seen them fleshed out in a novel since the 1990 of ''The Van''). But the younger Jimmy has something else on his mind.</w:t>
         <w:br/>
-        <w:t>"Through his job," he continued, "he has a relationship with a young white Italian-American girl, a temporary secretary from Bensonhurst.</w:t>
+        <w:t>''. . . Are yeh havin' another?</w:t>
         <w:br/>
-        <w:t>"And that's what sets off the fireworks in Harlem and Bensonhurst as they try to keep their relationship intact from attacks from family, friends and the neighborhoods they both live in."</w:t>
+        <w:t>'' -- No, said Jimmy. -- I'm drivin'.</w:t>
         <w:br/>
-        <w:t>In the film, which Mr. Lee is preparing for a June release by Universal Pictures after what he said he hoped would be a bid from the Cannes International Film Festival, "We hope to show that sometimes these relations are not based upon love but are based upon two myths," he said, "one being that the white female is the epitome of beauty. When you grow up in this country, you are being bombarded with images of the white female being the epitome of beauty. And on the other hand, you have the myth of the black male being the sexual superman, the stud."</w:t>
+        <w:t>'' -- Fair enough.</w:t>
         <w:br/>
-        <w:t>Mr. Lee, who wrote the screenplay, filmed "Jungle Fever" through the autumn and into December. In postproduction, he is using a score by Terence Blanchard, the jazz composer and performer who played the trumpet for Denzel Washington in "Mo' Better Blues." "We've got the Boys Choir of Harlem," Mr. Lee said. "Stevie Wonder is contributing 10 new songs, his first album in three years, all written specifically for 'Jungle Fever.' "</w:t>
+        <w:t>'' -- I have cancer.''</w:t>
         <w:br/>
-        <w:t>"I love music," Mr. Lee said. "Music has always had great importance in my films. I give as much respect to music as I do to cinematography, the script or acting."</w:t>
+        <w:t>Thus, we discover the guts of the novel's title aren't merely metaphorical, a synonym for ''soul.'' At 47, Jimmy Rabbitte, that disciple of James Brown and Jimmy Ruffin, has colon cancer, and the mere act of telling those close to him -- his wife, ­Aoife, and their four children, his three sisters and his two brothers, one of whom is already estranged -- has him twisted up in knots. And he'll voyage out from here, having just spilled the news for the first time, obligated to do the same to everyone else. As he lurches toward the door, Jimmy runs into Imelda Quirk, the most lusty of the Commitmentettes, the female vocal component of the soul group Jimmy used to manage. He hasn't seen her for 20 years either. He enters her number into his mobile phone, and it's clear enough an affair is in the offing. Jimmy could hardly resist her then. Will he be able to now, given that he's both happily married and, from the looks of it, dying?</w:t>
         <w:br/>
-        <w:t>With Denzel Washington in the role of the advocate of black pride who was assassinated in 1965, Mr. Lee said he planned to begin filming "Malcolm X" for Paramount Pictures on a 17- or 18-week schedule beginning on Sept. 9. In the meantime, Mr. Lee has been rewriting a script by James Baldwin and Arnold Perl written for the producer Marvin Worth, who acquired rights to the biography in 1969. "It's a great responsibility, but I'm up for it," Mr. Lee said.</w:t>
+        <w:t>Sequels, of course, are tricky things. All too often they feel like products of convenience, if not of commercial necessity, and the setup for this one is a bit clumsy. Now he runs into Imelda? And further, why, besides looming mortality, revisit Jimmy Rabbitte at all? (The name, of course, evokes that of John Updike's famous recurring protagonist, Rabbit Angstrom, who likewise appeared in four novels, but there's a world of difference between the earthbound Jimmy and Updike's bounding, erotomaniacal figure, just as there is between Updike's lush style and Doyle's spare, elliptical one.) The talk of Facebook made me a little uneasy too, the selection of an obvious target. Yet these fears were rapidly dispelled by Doyle's unsentimental way with both scene and sentence. He's not milking anything here, and whatever possible bathos inheres in a book that's going to twine mortal confrontation with light-stepping domestic comedy, Doyle coolly avoids it. The plot here is simple, albeit hectic. Jimmy goes home and tells his wife, then -- after prepping them with a dinner of Chinese takeout -- his kids. He tells his boss, Noeleen, with whom he runs a website called kelticpunk.com, dedicated to reissuing the bands of his youth (Jimmy and Aoife started it, but then sold a controlling share to Noeleen), and he reaches out to his estranged brother, Les, currently residing in England, via -- what else? -- Facebook. He has surgery to remove his tumor, undergoes several rounds of chemotherapy, succumbs to temptation with Imelda, manages a small slew of family crises (the getting of a dog -- in fact, two dogs, since after the first one is returned to Aoife's sister they go ahead and get another -- as well as a subsequent incident where Jimmy's daughter is almost expelled from school for drinking), takes trumpet lessons, etc. Eventually, Jimmy is forced to stage an elaborate hoax, asking his two elder sons, Marvin and (yet again) Jimmy, to record a song called ''I'm Goin' to Hell'' for a compilation album that will, he hopes, save his business. Allegedly recorded in 1932 by one Kevin Tankard, the song is an explosive traditional blues. Only when a YouTube clip surfaces of Marvin performing the song in Bulgaria, where he's gone on holiday, the hoax becomes increasingly difficult to maintain.</w:t>
         <w:br/>
-        <w:t>"Malcolm is one of my heroes."</w:t>
+        <w:t>Hectic, as I say. Yet it's hectic in the way of ordinary family life, and so the occasional manhandlings of the plot don't matter. I was undone by the emotional clarity of the writing itself, and by the calm, yet never static, way Doyle has of presenting a scene. Here, for example, is his description of the sons fielding Jimmy's announcement that he has cancer: ''They stood there in front of him. They were awkward, polite, lovely. And separate -- they stood like young men who didn't really know each other. They waited for permission to go.'' And here's how Jimmy recollects his own moment of discovery: ''The blood, when he'd noticed it first -- and what . . . had he been doing, examining the toilet paper? -- when he'd watched it dyeing the water in the jacks, for a second, for a bit more than a second, it had made sense and he'd deserved it.''</w:t>
         <w:br/>
-        <w:t>The plans call for filming on locations in New York, Boston, Detroit and Africa before a release for Christmas 1992.</w:t>
+        <w:t>Doyle is particularly strong on the forgetfulness, the daze and discomfort of cancer treatment. ''He was wearing proper trousers for the first time since he'd got out of the hospital. They were a bit strange. Not tight -- he'd actually lost a bit of weight. More, heavy. Like armor or something. And complicated.'' This sense of dislocation serves the story well, and forgives the occasional underdeveloped strand of plot (as Jimmy's reunion with his estranged brother feels to me), and the odd repetition (perhaps once too often Jimmy insists he's ''grand'' even as someone hands him a tissue). What saves ''The Guts'' from sentimentality, too, is Doyle's deft tendency to play on the backbeat, so to speak, to give us not the moment of confrontation, but the moment of consequence. We don't see Jimmy giving in to Imelda's charms, for example; we see him walking the dog and, just so, remembering the adultery he's just committed. The effect is gorgeously understated, and lets the book's high comedy, as well as its melancholy, have its full due.</w:t>
         <w:br/>
-        <w:t>"When I do my scouting," Mr. Lee said, "that'll be the first time I'll step onto the mother continent. Like most other black Americans, I've been to Europe and the Caribbean. I've yet to go to Africa. It's going to be a great opportunity, not only to go there but to go there and shoot a film."</w:t>
+        <w:t>''The Guts'' escalates toward a conclusion that's at once gently, faintly implausible and satisfyingly plain. As the book carries its echoes of ''The Commitments'' through to the end -- not least in Jimmy's learning to play trumpet, that instrument wielded by the group's legendary Joey (The Lips) Fagan, but also in the reappearance of the band's guitarist, ''Outspan'' Foster -- you could say we see it coming. But the same can be said of death itself; we might only hope to approach it with as much joyous energy, to feel, as both Jimmy Rabbitte and James Brown would have it, good.</w:t>
+        <w:br/>
+        <w:br/>
+        <w:t>http://www.nytimes.com/2014/01/26/books/review/the-guts-by-roddy-doyle.html</w:t>
+        <w:br/>
+        <w:br/>
+        <w:t>Graphic</w:t>
+        <w:br/>
         <w:br/>
         <w:t xml:space="preserve"> </w:t>
         <w:br/>
-        <w:t>'The Commitments'</w:t>
-        <w:br/>
-        <w:t xml:space="preserve"> Music and Malcolm X were also on the mind of Alan Parker as he worked on editing his new film, "The Commitments."</w:t>
-        <w:br/>
-        <w:t>"Malcolm X said the Irish are the niggers of Europe," Mr. Parker observed. "There is the premise of the film," he continued, noting that his latest movie "is about a bunch of working-class kids in the north side of Dublin who are involved with music."</w:t>
-        <w:br/>
-        <w:t xml:space="preserve"> "They're trying to put a band together: a bunch of white guys trying to play black music," he said. "It's soul music."</w:t>
-        <w:br/>
-        <w:t>Mr. Parker filmed "The Commitments" in the summer and fall. "It's not political," he said of the film. "It's not about the problem of the six counties of the north. There is a life in Ireland other than the conflict."</w:t>
-        <w:br/>
-        <w:t>"I did two serious political films in America," he said of "Mississippi Burning," which is about the murder of three young civil rights workers in Mississippi during the 1960's, and of "Come See the Paradise," about the internment of Japanese-Americans by the United States Government during World War II. "I just tried to do something a little different."</w:t>
-        <w:br/>
-        <w:t>"I try to do different things each time," he said, noting that he had dealt with music before, as in "Bugsy Malone" and "Fame."</w:t>
-        <w:br/>
-        <w:t>"Every so often, I like to do something with music," Mr. Parker said. "It's very therapeutic."</w:t>
-        <w:br/>
-        <w:t>Mr. Parker said he expected "The Commitments" to be released in late August in the United States by 20th Century Fox. He said the film was based on a novel by Roddy Doyle, a Dublin schoolteacher, which "had become a sort of cult book among rock-and-roll bands in Britain."</w:t>
-        <w:br/>
-        <w:t xml:space="preserve"> "I read it and laughed out loud on each page," Mr. Parker said. "And I thought to myself if I was laughing at a book, maybe I could try to put it on film."</w:t>
+        <w:t>DRAWING (DRAWING BY MAXWELL HOLYOKE-HIRSCH)</w:t>
       </w:r>
     </w:p>
     <w:sectPr>
